--- a/word_reports/LP_0144_위치_167_Firefall_Undertow.docx
+++ b/word_reports/LP_0144_위치_167_Firefall_Undertow.docx
@@ -4,7 +4,7 @@
   <w:body>
     <w:p>
       <w:pPr>
-        <w:spacing w:after="280"/>
+        <w:spacing w:after="80"/>
       </w:pPr>
       <w:r>
         <w:rPr w:rFonts="맑은 고딕">
@@ -13,94 +13,47 @@
           <w:color w:val="1E3A8A"/>
           <w:sz w:val="30"/>
         </w:rPr>
-        <w:t>[167] Firefall - Undertow</w:t>
+        <w:t>Firefall (폭죽) - Undertow</w:t>
       </w:r>
     </w:p>
     <w:p>
       <w:pPr>
-        <w:spacing w:after="320"/>
+        <w:spacing w:after="240"/>
       </w:pPr>
       <w:r>
         <w:rPr w:rFonts="맑은 고딕">
           <w:rFonts w:ascii="맑은 고딕" w:hAnsi="맑은 고딕" w:eastAsia="맑은 고딕"/>
           <w:b/>
-          <w:sz w:val="20"/>
+          <w:color w:val="4B5563"/>
+          <w:sz w:val="22"/>
         </w:rPr>
-        <w:t>■ 위치 : 167</w:t>
-        <w:br/>
-      </w:r>
-      <w:r>
-        <w:rPr w:rFonts="맑은 고딕">
-          <w:rFonts w:ascii="맑은 고딕" w:hAnsi="맑은 고딕" w:eastAsia="맑은 고딕"/>
-          <w:b/>
-          <w:sz w:val="20"/>
-        </w:rPr>
-        <w:t>■ 아티스트 : Firefall</w:t>
-        <w:br/>
-      </w:r>
-      <w:r>
-        <w:rPr w:rFonts="맑은 고딕">
-          <w:rFonts w:ascii="맑은 고딕" w:hAnsi="맑은 고딕" w:eastAsia="맑은 고딕"/>
-          <w:b/>
-          <w:sz w:val="20"/>
-        </w:rPr>
-        <w:t>■ 앨범명 : Undertow</w:t>
-        <w:br/>
-      </w:r>
-      <w:r>
-        <w:rPr w:rFonts="맑은 고딕">
-          <w:rFonts w:ascii="맑은 고딕" w:hAnsi="맑은 고딕" w:eastAsia="맑은 고딕"/>
-          <w:b w:val="0"/>
-          <w:sz w:val="20"/>
-        </w:rPr>
-        <w:t>■ 음반 레이블 : Atlantic Records</w:t>
-        <w:br/>
-      </w:r>
-      <w:r>
-        <w:rPr w:rFonts="맑은 고딕">
-          <w:rFonts w:ascii="맑은 고딕" w:hAnsi="맑은 고딕" w:eastAsia="맑은 고딕"/>
-          <w:b w:val="0"/>
-          <w:sz w:val="20"/>
-        </w:rPr>
-        <w:t>■ 발매년도 : 1980</w:t>
-        <w:br/>
-      </w:r>
-      <w:r>
-        <w:rPr w:rFonts="맑은 고딕">
-          <w:rFonts w:ascii="맑은 고딕" w:hAnsi="맑은 고딕" w:eastAsia="맑은 고딕"/>
-          <w:b w:val="0"/>
-          <w:sz w:val="20"/>
-        </w:rPr>
-        <w:t>■ 장르 : 소프트 록 (Soft Rock), 컨트리 록 (Country Rock), 웨스트 코스트 사운드 (West Coast Sound)</w:t>
-        <w:br/>
-      </w:r>
-      <w:r>
-        <w:rPr w:rFonts="맑은 고딕">
-          <w:rFonts w:ascii="맑은 고딕" w:hAnsi="맑은 고딕" w:eastAsia="맑은 고딕"/>
-          <w:b w:val="0"/>
-          <w:sz w:val="20"/>
-        </w:rPr>
-        <w:t>■ 주요 수록곡 : 1. Heading for a Fall</w:t>
-        <w:br/>
+        <w:t>위치 :  167</w:t>
       </w:r>
     </w:p>
     <w:p>
       <w:pPr>
-        <w:spacing w:after="160"/>
+        <w:spacing w:line="324" w:lineRule="auto" w:before="80" w:after="160"/>
       </w:pPr>
       <w:r>
         <w:rPr w:rFonts="맑은 고딕">
           <w:rFonts w:ascii="맑은 고딕" w:hAnsi="맑은 고딕" w:eastAsia="맑은 고딕"/>
           <w:b/>
           <w:color w:val="1F2937"/>
-          <w:sz w:val="24"/>
+          <w:sz w:val="22"/>
         </w:rPr>
-        <w:t>■ 음반 해설 및 감상 가이드</w:t>
+        <w:t xml:space="preserve">[음반 소개] </w:t>
+      </w:r>
+      <w:r>
+        <w:rPr w:rFonts="맑은 고딕">
+          <w:rFonts w:ascii="맑은 고딕" w:hAnsi="맑은 고딕" w:eastAsia="맑은 고딕"/>
+          <w:b w:val="0"/>
+          <w:sz w:val="21"/>
+        </w:rPr>
       </w:r>
     </w:p>
     <w:p>
       <w:pPr>
-        <w:spacing w:line="312" w:lineRule="auto" w:after="120"/>
+        <w:spacing w:line="324" w:lineRule="auto" w:after="120"/>
       </w:pPr>
       <w:r>
         <w:rPr w:rFonts="맑은 고딕">
@@ -108,38 +61,516 @@
           <w:b w:val="0"/>
           <w:sz w:val="21"/>
         </w:rPr>
-        <w:t>파이어폴(Firefall)은 1970년대 후반 미국 웨스트 코스트 사운드와 소프트 록의 정점을 이끌었던 대표적인 그룹입니다. 1980년에 발표된 이들의 네 번째 정규 스튜디오 앨범 《Undertow》는 밴드의 음악적 정체성이 가장 성숙하게 만개한 시기의 작품입니다. 1970년대 특유의 따뜻하고 전원적인 록 스타일에서 1980년대의 한층 매끄럽고 현대적인 팝 록 사운드로 넘어가던 기로에서, 파이어폴은 특유의 서정적인 감수성과 세련된 편곡을 조합해 이 음반을 완성해 냈습니다.</w:t>
+        <w:t>콜로라도의 청명한 바람과 캘리포니아의 따스한 햇살을 품고 피어난 파이어폴(Firefall)의 1980년 작 [Undertow]는 웨스트코스트 컨트리 록과 세련된 AOR 사운드가 완벽한 조화를 이룬 수작입니다. 격동의 시대를 지나 1980년대의 문턱에서 발표된 이 음반은 특유의 영롱한 어쿠스틱 기타 선율과 다층적인 보컬 하모니로 듣는 이의 마음을 서정적으로 어루만집니다. 잔잔한 수면 아래로 소용돌이치는 깊은 정념을 음악적 품격으로 승화시킨 이 작품은 팝과 록의 경계를 넘어 정갈한 미학을 선사합니다.</w:t>
       </w:r>
     </w:p>
     <w:p>
       <w:pPr>
-        <w:spacing w:line="312" w:lineRule="auto" w:after="120"/>
+        <w:spacing w:line="324" w:lineRule="auto" w:before="200" w:after="80"/>
       </w:pPr>
+      <w:r>
+        <w:rPr w:rFonts="맑은 고딕">
+          <w:rFonts w:ascii="맑은 고딕" w:hAnsi="맑은 고딕" w:eastAsia="맑은 고딕"/>
+          <w:b/>
+          <w:color w:val="1E3A8A"/>
+          <w:sz w:val="24"/>
+        </w:rPr>
+        <w:t>1. 음반 데이터</w:t>
+      </w:r>
+    </w:p>
+    <w:p>
+      <w:pPr>
+        <w:spacing w:line="324" w:lineRule="auto" w:after="80"/>
+      </w:pPr>
+      <w:r>
+        <w:rPr w:rFonts="맑은 고딕">
+          <w:rFonts w:ascii="맑은 고딕" w:hAnsi="맑은 고딕" w:eastAsia="맑은 고딕"/>
+          <w:b w:val="0"/>
+          <w:color w:val="6B7280"/>
+          <w:sz w:val="21"/>
+        </w:rPr>
+        <w:t xml:space="preserve">· </w:t>
+      </w:r>
+      <w:r>
+        <w:rPr w:rFonts="맑은 고딕">
+          <w:rFonts w:ascii="맑은 고딕" w:hAnsi="맑은 고딕" w:eastAsia="맑은 고딕"/>
+          <w:b/>
+          <w:color w:val="1F2937"/>
+          <w:sz w:val="21"/>
+        </w:rPr>
+        <w:t xml:space="preserve">앨범명: </w:t>
+      </w:r>
       <w:r>
         <w:rPr w:rFonts="맑은 고딕">
           <w:rFonts w:ascii="맑은 고딕" w:hAnsi="맑은 고딕" w:eastAsia="맑은 고딕"/>
           <w:b w:val="0"/>
           <w:sz w:val="21"/>
         </w:rPr>
-        <w:t>음악적으로 《Undertow》는 아쿠스틱 기타의 섬세한 리프, 풍성하게 겹쳐진 다층적인 보컬 하모니, 그리고 매끄러운 멜로디 라인이 완벽한 조화를 이룹니다. 리드 보컬 릭 로버츠(Rick Roberts)의 감미로우면서도 아련한 음색은 앨범 전체의 분위기를 기품 있게 이끌어가며, 세션과 멤버들의 정교한 연주 앙상블은 청자에게 아늑하면서도 깊은 울림을 선사합니다. 대중적인 매력을 유지하면서도 가사에 담긴 이별과 고독, 삶의 단상을 아날로그적인 정조로 깊이 있게 풀어냈다는 점에서 음악적 가치가 높습니다.</w:t>
+        <w:t>Undertow</w:t>
       </w:r>
     </w:p>
     <w:p>
       <w:pPr>
-        <w:spacing w:line="312" w:lineRule="auto" w:after="120"/>
+        <w:spacing w:line="324" w:lineRule="auto" w:after="80"/>
       </w:pPr>
+      <w:r>
+        <w:rPr w:rFonts="맑은 고딕">
+          <w:rFonts w:ascii="맑은 고딕" w:hAnsi="맑은 고딕" w:eastAsia="맑은 고딕"/>
+          <w:b w:val="0"/>
+          <w:color w:val="6B7280"/>
+          <w:sz w:val="21"/>
+        </w:rPr>
+        <w:t xml:space="preserve">· </w:t>
+      </w:r>
+      <w:r>
+        <w:rPr w:rFonts="맑은 고딕">
+          <w:rFonts w:ascii="맑은 고딕" w:hAnsi="맑은 고딕" w:eastAsia="맑은 고딕"/>
+          <w:b/>
+          <w:color w:val="1F2937"/>
+          <w:sz w:val="21"/>
+        </w:rPr>
+        <w:t xml:space="preserve">아티스트: </w:t>
+      </w:r>
       <w:r>
         <w:rPr w:rFonts="맑은 고딕">
           <w:rFonts w:ascii="맑은 고딕" w:hAnsi="맑은 고딕" w:eastAsia="맑은 고딕"/>
           <w:b w:val="0"/>
           <w:sz w:val="21"/>
         </w:rPr>
-        <w:t>앨범을 대표하는 싱글 "Heading for a Fall"은 파이어폴 특유의 캐치한 훅(Hook)과 정교한 기악 연주가 돋보이는 곡으로, 빌보드 차트에서도 사랑받은 바 있습니다. 또한 서정성이 극대화된 "Love That Got Away"와 앨범의 멜랑콜리한 주제의식을 담아낸 타이틀곡 "Undertow"는 1980년대 초반 웨스트 코스트 음악이 보여줄 수 있는 최고의 감성을 자랑합니다. LP 아날로그 음원으로 이 앨범을 감상할 때 스피커를 통해 전달되는 특유의 따뜻한 텍스처와 은은한 잔향은 현대의 디지털 음원에서는 경험하기 힘든 클래식한 감동과 깊은 평온함을 안겨줄 것입니다.</w:t>
+        <w:t>Firefall (폭죽)</w:t>
+      </w:r>
+    </w:p>
+    <w:p>
+      <w:pPr>
+        <w:spacing w:line="324" w:lineRule="auto" w:after="80"/>
+      </w:pPr>
+      <w:r>
+        <w:rPr w:rFonts="맑은 고딕">
+          <w:rFonts w:ascii="맑은 고딕" w:hAnsi="맑은 고딕" w:eastAsia="맑은 고딕"/>
+          <w:b w:val="0"/>
+          <w:color w:val="6B7280"/>
+          <w:sz w:val="21"/>
+        </w:rPr>
+        <w:t xml:space="preserve">· </w:t>
+      </w:r>
+      <w:r>
+        <w:rPr w:rFonts="맑은 고딕">
+          <w:rFonts w:ascii="맑은 고딕" w:hAnsi="맑은 고딕" w:eastAsia="맑은 고딕"/>
+          <w:b/>
+          <w:color w:val="1F2937"/>
+          <w:sz w:val="21"/>
+        </w:rPr>
+        <w:t xml:space="preserve">발매 정보: </w:t>
+      </w:r>
+      <w:r>
+        <w:rPr w:rFonts="맑은 고딕">
+          <w:rFonts w:ascii="맑은 고딕" w:hAnsi="맑은 고딕" w:eastAsia="맑은 고딕"/>
+          <w:b w:val="0"/>
+          <w:sz w:val="21"/>
+        </w:rPr>
+        <w:t>1980년 애틀랜틱(Atlantic) 레코드사를 통해 발매된 파이어폴의 네 번째 정규 스튜디오 앨범으로, 명 프로듀서 카일 레닝(Kyle Lehning) 등이 참여하여 70년대 후반의 유려한 웨스트코스트 사운드와 80년대 초반의 세련된 팝 프로덕션을 완숙미 있게 엮어냈습니다.</w:t>
+      </w:r>
+    </w:p>
+    <w:p>
+      <w:pPr>
+        <w:spacing w:line="324" w:lineRule="auto" w:after="80"/>
+      </w:pPr>
+      <w:r>
+        <w:rPr w:rFonts="맑은 고딕">
+          <w:rFonts w:ascii="맑은 고딕" w:hAnsi="맑은 고딕" w:eastAsia="맑은 고딕"/>
+          <w:b w:val="0"/>
+          <w:color w:val="6B7280"/>
+          <w:sz w:val="21"/>
+        </w:rPr>
+        <w:t xml:space="preserve">· </w:t>
+      </w:r>
+      <w:r>
+        <w:rPr w:rFonts="맑은 고딕">
+          <w:rFonts w:ascii="맑은 고딕" w:hAnsi="맑은 고딕" w:eastAsia="맑은 고딕"/>
+          <w:b/>
+          <w:color w:val="1F2937"/>
+          <w:sz w:val="21"/>
+        </w:rPr>
+        <w:t xml:space="preserve">LP 인기도(판매량): </w:t>
+      </w:r>
+      <w:r>
+        <w:rPr w:rFonts="맑은 고딕">
+          <w:rFonts w:ascii="맑은 고딕" w:hAnsi="맑은 고딕" w:eastAsia="맑은 고딕"/>
+          <w:b w:val="0"/>
+          <w:sz w:val="21"/>
+        </w:rPr>
+        <w:t>발매 직후 미국 빌보드 200 앨범 차트 69위에 올랐으며, 리드 싱글 "Headed for a Fall"이 빌보드 핫 100 35위를 기록하는 등 대중과 라디오 방송가에서 꾸준한 사랑을 받았습니다.</w:t>
+      </w:r>
+    </w:p>
+    <w:p>
+      <w:pPr>
+        <w:spacing w:line="324" w:lineRule="auto" w:after="80"/>
+      </w:pPr>
+      <w:r>
+        <w:rPr w:rFonts="맑은 고딕">
+          <w:rFonts w:ascii="맑은 고딕" w:hAnsi="맑은 고딕" w:eastAsia="맑은 고딕"/>
+          <w:b w:val="0"/>
+          <w:color w:val="6B7280"/>
+          <w:sz w:val="21"/>
+        </w:rPr>
+        <w:t xml:space="preserve">· </w:t>
+      </w:r>
+      <w:r>
+        <w:rPr w:rFonts="맑은 고딕">
+          <w:rFonts w:ascii="맑은 고딕" w:hAnsi="맑은 고딕" w:eastAsia="맑은 고딕"/>
+          <w:b/>
+          <w:color w:val="1F2937"/>
+          <w:sz w:val="21"/>
+        </w:rPr>
+        <w:t xml:space="preserve">각종 수상경력: </w:t>
+      </w:r>
+      <w:r>
+        <w:rPr w:rFonts="맑은 고딕">
+          <w:rFonts w:ascii="맑은 고딕" w:hAnsi="맑은 고딕" w:eastAsia="맑은 고딕"/>
+          <w:b w:val="0"/>
+          <w:sz w:val="21"/>
+        </w:rPr>
+        <w:t>화려한 트로피의 수식보다는 포크/컨트리 록과 어덜트 컨템퍼러리 장르 애호가 및 오디오파일 평단으로부터 "파이어폴 후기 사운드의 정점이자 서정미의 극치"라는 공인된 음악적 찬사를 받았습니다.</w:t>
+      </w:r>
+    </w:p>
+    <w:p>
+      <w:pPr>
+        <w:spacing w:line="324" w:lineRule="auto" w:before="200" w:after="80"/>
+      </w:pPr>
+      <w:r>
+        <w:rPr w:rFonts="맑은 고딕">
+          <w:rFonts w:ascii="맑은 고딕" w:hAnsi="맑은 고딕" w:eastAsia="맑은 고딕"/>
+          <w:b/>
+          <w:color w:val="1E3A8A"/>
+          <w:sz w:val="24"/>
+        </w:rPr>
+        <w:t>2. 아티스트 정보</w:t>
+      </w:r>
+    </w:p>
+    <w:p>
+      <w:pPr>
+        <w:spacing w:line="324" w:lineRule="auto" w:after="80"/>
+      </w:pPr>
+      <w:r>
+        <w:rPr w:rFonts="맑은 고딕">
+          <w:rFonts w:ascii="맑은 고딕" w:hAnsi="맑은 고딕" w:eastAsia="맑은 고딕"/>
+          <w:b w:val="0"/>
+          <w:color w:val="6B7280"/>
+          <w:sz w:val="21"/>
+        </w:rPr>
+        <w:t xml:space="preserve">· </w:t>
+      </w:r>
+      <w:r>
+        <w:rPr w:rFonts="맑은 고딕">
+          <w:rFonts w:ascii="맑은 고딕" w:hAnsi="맑은 고딕" w:eastAsia="맑은 고딕"/>
+          <w:b/>
+          <w:color w:val="1F2937"/>
+          <w:sz w:val="21"/>
+        </w:rPr>
+        <w:t xml:space="preserve">국적: </w:t>
+      </w:r>
+      <w:r>
+        <w:rPr w:rFonts="맑은 고딕">
+          <w:rFonts w:ascii="맑은 고딕" w:hAnsi="맑은 고딕" w:eastAsia="맑은 고딕"/>
+          <w:b w:val="0"/>
+          <w:sz w:val="21"/>
+        </w:rPr>
+        <w:t>미국 (미국 콜로라도 볼더 결성)</w:t>
+      </w:r>
+    </w:p>
+    <w:p>
+      <w:pPr>
+        <w:spacing w:line="324" w:lineRule="auto" w:after="80"/>
+      </w:pPr>
+      <w:r>
+        <w:rPr w:rFonts="맑은 고딕">
+          <w:rFonts w:ascii="맑은 고딕" w:hAnsi="맑은 고딕" w:eastAsia="맑은 고딕"/>
+          <w:b w:val="0"/>
+          <w:color w:val="6B7280"/>
+          <w:sz w:val="21"/>
+        </w:rPr>
+        <w:t xml:space="preserve">· </w:t>
+      </w:r>
+      <w:r>
+        <w:rPr w:rFonts="맑은 고딕">
+          <w:rFonts w:ascii="맑은 고딕" w:hAnsi="맑은 고딕" w:eastAsia="맑은 고딕"/>
+          <w:b/>
+          <w:color w:val="1F2937"/>
+          <w:sz w:val="21"/>
+        </w:rPr>
+        <w:t xml:space="preserve">생몰년도: </w:t>
+      </w:r>
+      <w:r>
+        <w:rPr w:rFonts="맑은 고딕">
+          <w:rFonts w:ascii="맑은 고딕" w:hAnsi="맑은 고딕" w:eastAsia="맑은 고딕"/>
+          <w:b w:val="0"/>
+          <w:sz w:val="21"/>
+        </w:rPr>
+        <w:t>1974년 결성 ~ 현재</w:t>
+      </w:r>
+    </w:p>
+    <w:p>
+      <w:pPr>
+        <w:spacing w:line="324" w:lineRule="auto" w:after="80"/>
+      </w:pPr>
+      <w:r>
+        <w:rPr w:rFonts="맑은 고딕">
+          <w:rFonts w:ascii="맑은 고딕" w:hAnsi="맑은 고딕" w:eastAsia="맑은 고딕"/>
+          <w:b w:val="0"/>
+          <w:color w:val="6B7280"/>
+          <w:sz w:val="21"/>
+        </w:rPr>
+        <w:t xml:space="preserve">· </w:t>
+      </w:r>
+      <w:r>
+        <w:rPr w:rFonts="맑은 고딕">
+          <w:rFonts w:ascii="맑은 고딕" w:hAnsi="맑은 고딕" w:eastAsia="맑은 고딕"/>
+          <w:b/>
+          <w:color w:val="1F2937"/>
+          <w:sz w:val="21"/>
+        </w:rPr>
+        <w:t xml:space="preserve">그룹 소속: </w:t>
+      </w:r>
+      <w:r>
+        <w:rPr w:rFonts="맑은 고딕">
+          <w:rFonts w:ascii="맑은 고딕" w:hAnsi="맑은 고딕" w:eastAsia="맑은 고딕"/>
+          <w:b w:val="0"/>
+          <w:sz w:val="21"/>
+        </w:rPr>
+        <w:t>그룹 (컨트리 록 / 소프트 록 밴드)</w:t>
+      </w:r>
+    </w:p>
+    <w:p>
+      <w:pPr>
+        <w:spacing w:line="324" w:lineRule="auto" w:after="80"/>
+      </w:pPr>
+      <w:r>
+        <w:rPr w:rFonts="맑은 고딕">
+          <w:rFonts w:ascii="맑은 고딕" w:hAnsi="맑은 고딕" w:eastAsia="맑은 고딕"/>
+          <w:b w:val="0"/>
+          <w:color w:val="6B7280"/>
+          <w:sz w:val="21"/>
+        </w:rPr>
+        <w:t xml:space="preserve">· </w:t>
+      </w:r>
+      <w:r>
+        <w:rPr w:rFonts="맑은 고딕">
+          <w:rFonts w:ascii="맑은 고딕" w:hAnsi="맑은 고딕" w:eastAsia="맑은 고딕"/>
+          <w:b/>
+          <w:color w:val="1F2937"/>
+          <w:sz w:val="21"/>
+        </w:rPr>
+        <w:t xml:space="preserve">아티스트 소개: </w:t>
+      </w:r>
+      <w:r>
+        <w:rPr w:rFonts="맑은 고딕">
+          <w:rFonts w:ascii="맑은 고딕" w:hAnsi="맑은 고딕" w:eastAsia="맑은 고딕"/>
+          <w:b w:val="0"/>
+          <w:sz w:val="21"/>
+        </w:rPr>
+        <w:t>버즈(The Byrds), 플라잉 부리토 브라더스(The Flying Burrito Brothers), 스피릿(Spirit) 출신의 노련한 뮤지션들이 의기투합하여 결성한 파이어폴은 유려한 보컬 화음과 플루트, 색소폰을 아우르는 풍성한 악기 구성으로 독창적인 웨스트코스트 록을 완성했습니다. 1970~80년대 소프트 록 황금기를 이끈 주역으로서 이글스(Eagles), 포코(Poco)와 어깨를 나란히 하며 팝 음악사에 서정적인 발자취를 남겼습니다.</w:t>
+      </w:r>
+    </w:p>
+    <w:p>
+      <w:pPr>
+        <w:spacing w:line="324" w:lineRule="auto" w:before="200" w:after="80"/>
+      </w:pPr>
+      <w:r>
+        <w:rPr w:rFonts="맑은 고딕">
+          <w:rFonts w:ascii="맑은 고딕" w:hAnsi="맑은 고딕" w:eastAsia="맑은 고딕"/>
+          <w:b/>
+          <w:color w:val="1E3A8A"/>
+          <w:sz w:val="24"/>
+        </w:rPr>
+        <w:t>3. 음반 상세 분석</w:t>
+      </w:r>
+    </w:p>
+    <w:p>
+      <w:pPr>
+        <w:spacing w:line="324" w:lineRule="auto" w:after="80"/>
+      </w:pPr>
+      <w:r>
+        <w:rPr w:rFonts="맑은 고딕">
+          <w:rFonts w:ascii="맑은 고딕" w:hAnsi="맑은 고딕" w:eastAsia="맑은 고딕"/>
+          <w:b w:val="0"/>
+          <w:color w:val="6B7280"/>
+          <w:sz w:val="21"/>
+        </w:rPr>
+        <w:t xml:space="preserve">· </w:t>
+      </w:r>
+      <w:r>
+        <w:rPr w:rFonts="맑은 고딕">
+          <w:rFonts w:ascii="맑은 고딕" w:hAnsi="맑은 고딕" w:eastAsia="맑은 고딕"/>
+          <w:b/>
+          <w:color w:val="1F2937"/>
+          <w:sz w:val="21"/>
+        </w:rPr>
+        <w:t xml:space="preserve">역사적 위치: </w:t>
+      </w:r>
+      <w:r>
+        <w:rPr w:rFonts="맑은 고딕">
+          <w:rFonts w:ascii="맑은 고딕" w:hAnsi="맑은 고딕" w:eastAsia="맑은 고딕"/>
+          <w:b w:val="0"/>
+          <w:sz w:val="21"/>
+        </w:rPr>
+        <w:t>본 작은 1970년대 어쿠스틱 기반의 포크 록 감성이 1980년대의 세련되고 현대적인 AOR(Adult Oriented Rock) 프로덕션으로 이행하는 과도기적 정점을 보여주는 앨범입니다. 전작들의 목가적인 서정성을 계승하면서도 한층 단단해진 리듬 섹션과 섬세한 편곡을 가미하여 밴드의 음악적 스펙트럼을 넓힌 의미 있는 이정표로 평가받습니다.</w:t>
+      </w:r>
+    </w:p>
+    <w:p>
+      <w:pPr>
+        <w:spacing w:line="324" w:lineRule="auto" w:after="80"/>
+      </w:pPr>
+      <w:r>
+        <w:rPr w:rFonts="맑은 고딕">
+          <w:rFonts w:ascii="맑은 고딕" w:hAnsi="맑은 고딕" w:eastAsia="맑은 고딕"/>
+          <w:b w:val="0"/>
+          <w:color w:val="6B7280"/>
+          <w:sz w:val="21"/>
+        </w:rPr>
+        <w:t xml:space="preserve">· </w:t>
+      </w:r>
+      <w:r>
+        <w:rPr w:rFonts="맑은 고딕">
+          <w:rFonts w:ascii="맑은 고딕" w:hAnsi="맑은 고딕" w:eastAsia="맑은 고딕"/>
+          <w:b/>
+          <w:color w:val="1F2937"/>
+          <w:sz w:val="21"/>
+        </w:rPr>
+        <w:t xml:space="preserve">시대의 흔적(스토리텔링): </w:t>
+      </w:r>
+      <w:r>
+        <w:rPr w:rFonts="맑은 고딕">
+          <w:rFonts w:ascii="맑은 고딕" w:hAnsi="맑은 고딕" w:eastAsia="맑은 고딕"/>
+          <w:b w:val="0"/>
+          <w:sz w:val="21"/>
+        </w:rPr>
+        <w:t>1980년이라는 시간의 문턱에서, 청춘들의 낭만주의와 도시적 세련미가 교차하던 시대적 공기가 고스란히 담겨 있습니다. 라디오 전파를 타고 흐르던 카세트테이프와 바이닐의 온기 속에서 당시 청춘들은 이들의 투명한 하모니를 통해 삶의 굴절과 사랑의 상처를 위로받았으며, 앨범 전반에 배어 있는 노을빛 멜랑콜리는 당대의 아련한 정서를 고스란히 투영합니다.</w:t>
+      </w:r>
+    </w:p>
+    <w:p>
+      <w:pPr>
+        <w:spacing w:line="324" w:lineRule="auto" w:before="200" w:after="80"/>
+      </w:pPr>
+      <w:r>
+        <w:rPr w:rFonts="맑은 고딕">
+          <w:rFonts w:ascii="맑은 고딕" w:hAnsi="맑은 고딕" w:eastAsia="맑은 고딕"/>
+          <w:b/>
+          <w:color w:val="1E3A8A"/>
+          <w:sz w:val="24"/>
+        </w:rPr>
+        <w:t>4. 주요 수록곡 및 감상 제언</w:t>
+      </w:r>
+    </w:p>
+    <w:p>
+      <w:pPr>
+        <w:spacing w:line="324" w:lineRule="auto" w:after="80"/>
+      </w:pPr>
+      <w:r>
+        <w:rPr w:rFonts="맑은 고딕">
+          <w:rFonts w:ascii="맑은 고딕" w:hAnsi="맑은 고딕" w:eastAsia="맑은 고딕"/>
+          <w:b w:val="0"/>
+          <w:color w:val="6B7280"/>
+          <w:sz w:val="21"/>
+        </w:rPr>
+        <w:t xml:space="preserve">· </w:t>
+      </w:r>
+      <w:r>
+        <w:rPr w:rFonts="맑은 고딕">
+          <w:rFonts w:ascii="맑은 고딕" w:hAnsi="맑은 고딕" w:eastAsia="맑은 고딕"/>
+          <w:b/>
+          <w:color w:val="1F2937"/>
+          <w:sz w:val="21"/>
+        </w:rPr>
+        <w:t xml:space="preserve">주요 수록곡 특징: </w:t>
+      </w:r>
+      <w:r>
+        <w:rPr w:rFonts="맑은 고딕">
+          <w:rFonts w:ascii="맑은 고딕" w:hAnsi="맑은 고딕" w:eastAsia="맑은 고딕"/>
+          <w:b w:val="0"/>
+          <w:sz w:val="21"/>
+        </w:rPr>
+        <w:t>빌보드 차트를 수놓은 "Headed for a Fall"은 날렵한 기타 리프와 호소력 짙은 보컬이 긴장감 있게 맞물려 드라마틱한 카타르시스를 선사하며, 타이틀 트랙 "Undertow"는 깊은 바닷속 잔물결처럼 밀려오는 섬세한 멜로디와 서정적인 화음이 압권입니다. 또한 서정적인 발라드 트랙들은 데이비드 뮤즈(David Muse)의 감미로운 관악기 연주와 어우러져 깊고 아련한 여운을 남깁니다.</w:t>
+      </w:r>
+    </w:p>
+    <w:p>
+      <w:pPr>
+        <w:spacing w:line="324" w:lineRule="auto" w:after="80"/>
+      </w:pPr>
+      <w:r>
+        <w:rPr w:rFonts="맑은 고딕">
+          <w:rFonts w:ascii="맑은 고딕" w:hAnsi="맑은 고딕" w:eastAsia="맑은 고딕"/>
+          <w:b w:val="0"/>
+          <w:color w:val="6B7280"/>
+          <w:sz w:val="21"/>
+        </w:rPr>
+        <w:t xml:space="preserve">· </w:t>
+      </w:r>
+      <w:r>
+        <w:rPr w:rFonts="맑은 고딕">
+          <w:rFonts w:ascii="맑은 고딕" w:hAnsi="맑은 고딕" w:eastAsia="맑은 고딕"/>
+          <w:b/>
+          <w:color w:val="1F2937"/>
+          <w:sz w:val="21"/>
+        </w:rPr>
+        <w:t xml:space="preserve">빈티지 감상 제언: </w:t>
+      </w:r>
+      <w:r>
+        <w:rPr w:rFonts="맑은 고딕">
+          <w:rFonts w:ascii="맑은 고딕" w:hAnsi="맑은 고딕" w:eastAsia="맑은 고딕"/>
+          <w:b w:val="0"/>
+          <w:sz w:val="21"/>
+        </w:rPr>
+        <w:t>턴테이블의 바늘이 바이닐의 소리골을 긁으며 빚어내는 아날로그 특유의 밀도감과 온기는 진공관 앰프를 거칠 때 비로소 그 진가를 발휘합니다. 특히 따뜻하게 울려 퍼지는 어쿠스틱 기타의 잔향과 풍성하게 퍼지는 보컬 하모니의 입체적 분리도는 디지털 음원이 결코 흉내 낼 수 없는 아날로그 사운드의 정수를 느끼게 합니다.</w:t>
+      </w:r>
+    </w:p>
+    <w:p>
+      <w:pPr>
+        <w:spacing w:line="324" w:lineRule="auto" w:after="80"/>
+      </w:pPr>
+      <w:r>
+        <w:rPr w:rFonts="맑은 고딕">
+          <w:rFonts w:ascii="맑은 고딕" w:hAnsi="맑은 고딕" w:eastAsia="맑은 고딕"/>
+          <w:b w:val="0"/>
+          <w:color w:val="6B7280"/>
+          <w:sz w:val="21"/>
+        </w:rPr>
+        <w:t xml:space="preserve">· </w:t>
+      </w:r>
+      <w:r>
+        <w:rPr w:rFonts="맑은 고딕">
+          <w:rFonts w:ascii="맑은 고딕" w:hAnsi="맑은 고딕" w:eastAsia="맑은 고딕"/>
+          <w:b/>
+          <w:color w:val="1F2937"/>
+          <w:sz w:val="21"/>
+        </w:rPr>
+        <w:t xml:space="preserve">소장 가치: </w:t>
+      </w:r>
+      <w:r>
+        <w:rPr w:rFonts="맑은 고딕">
+          <w:rFonts w:ascii="맑은 고딕" w:hAnsi="맑은 고딕" w:eastAsia="맑은 고딕"/>
+          <w:b w:val="0"/>
+          <w:sz w:val="21"/>
+        </w:rPr>
+        <w:t>70년대와 80년대의 음악적 가교 역할을 하는 희소성 높은 수작이자, 파이어폴 전성기 멤버들의 음악적 완숙미가 정점에 달했던 순간을 기록한 LP입니다. 빈티지 아메리칸 록의 품격 있는 서정미를 애호하는 컬렉터에게는 랙 한구석을 격조 높게 채워줄 귀중한 바이닐 컬렉션입니다.</w:t>
+      </w:r>
+    </w:p>
+    <w:p>
+      <w:pPr>
+        <w:spacing w:line="324" w:lineRule="auto" w:after="120" w:before="160"/>
+      </w:pPr>
+      <w:r>
+        <w:rPr w:rFonts="맑은 고딕">
+          <w:rFonts w:ascii="맑은 고딕" w:hAnsi="맑은 고딕" w:eastAsia="맑은 고딕"/>
+          <w:b/>
+          <w:color w:val="4338CA"/>
+          <w:sz w:val="21"/>
+        </w:rPr>
+        <w:t>이 음반을 통해 아날로그 바늘 끝에서 피어나는 서정적인 하모니와 시대의 낭만이 전해주는 감동을 다시 한번 경험해 보시는 것은 어떨까요?</w:t>
       </w:r>
     </w:p>
     <w:sectPr>
       <w:pgSz w:w="12240" w:h="15840"/>
-      <w:pgMar w:top="1440" w:right="1440" w:bottom="1440" w:left="1440" w:header="720" w:footer="720" w:gutter="0"/>
+      <w:pgMar w:top="1152" w:right="1296" w:bottom="1152" w:left="1296" w:header="720" w:footer="720" w:gutter="0"/>
       <w:cols w:space="720"/>
       <w:docGrid w:linePitch="360"/>
     </w:sectPr>

--- a/word_reports/LP_0144_위치_167_Firefall_Undertow.docx
+++ b/word_reports/LP_0144_위치_167_Firefall_Undertow.docx
@@ -32,7 +32,7 @@
     </w:p>
     <w:p>
       <w:pPr>
-        <w:spacing w:line="324" w:lineRule="auto" w:before="80" w:after="160"/>
+        <w:spacing w:line="324" w:lineRule="auto" w:before="80" w:after="120"/>
       </w:pPr>
       <w:r>
         <w:rPr w:rFonts="맑은 고딕">
@@ -42,13 +42,6 @@
           <w:sz w:val="22"/>
         </w:rPr>
         <w:t xml:space="preserve">[음반 소개] </w:t>
-      </w:r>
-      <w:r>
-        <w:rPr w:rFonts="맑은 고딕">
-          <w:rFonts w:ascii="맑은 고딕" w:hAnsi="맑은 고딕" w:eastAsia="맑은 고딕"/>
-          <w:b w:val="0"/>
-          <w:sz w:val="21"/>
-        </w:rPr>
       </w:r>
     </w:p>
     <w:p>
@@ -61,7 +54,33 @@
           <w:b w:val="0"/>
           <w:sz w:val="21"/>
         </w:rPr>
-        <w:t>콜로라도의 청명한 바람과 캘리포니아의 따스한 햇살을 품고 피어난 파이어폴(Firefall)의 1980년 작 [Undertow]는 웨스트코스트 컨트리 록과 세련된 AOR 사운드가 완벽한 조화를 이룬 수작입니다. 격동의 시대를 지나 1980년대의 문턱에서 발표된 이 음반은 특유의 영롱한 어쿠스틱 기타 선율과 다층적인 보컬 하모니로 듣는 이의 마음을 서정적으로 어루만집니다. 잔잔한 수면 아래로 소용돌이치는 깊은 정념을 음악적 품격으로 승화시킨 이 작품은 팝과 록의 경계를 넘어 정갈한 미학을 선사합니다.</w:t>
+        <w:t>1970년대 중반, 미국 콜로라도의 장엄한 산맥과 푸른 창공 아래에서 태어난 파이어폴(Firefall)은 당대 포크 록과 웨스트코스트 사운드의 유려한 혈통을 가장 품격 있게 계승한 거장들이었습니다. 전설적인 밴드 더 버즈(The Byrds)와 플라잉 부리토 브라더스(The Flying Burrito Brothers), 스피릿(Spirit) 등에서 활약했던 쟁쟁한 연주자들이 의기투합하여 빚어낸 이들의 음악은, 맑고 투명한 어쿠스틱 선율 위에 얹힌 천상의 보컬 하모니로 당대 대중음악계에 독보적인 낭만주의를 아로새겼습니다.</w:t>
+      </w:r>
+    </w:p>
+    <w:p>
+      <w:pPr>
+        <w:spacing w:line="324" w:lineRule="auto" w:after="120"/>
+      </w:pPr>
+      <w:r>
+        <w:rPr w:rFonts="맑은 고딕">
+          <w:rFonts w:ascii="맑은 고딕" w:hAnsi="맑은 고딕" w:eastAsia="맑은 고딕"/>
+          <w:b w:val="0"/>
+          <w:sz w:val="21"/>
+        </w:rPr>
+        <w:t>1980년에 발표된 네 번째 정규 앨범 『Undertow』는 눈부시게 찬란했던 1970년대 소프트 록의 황금기를 지나, 보다 세련되고 농익은 1980년대 AOR(Adult Oriented Rock) 사운드로 전환되던 역사적 변곡점을 가장 우아하게 담아낸 역작입니다. 앨범 타이틀인 'Undertow(밑바닥 흐름)'가 암시하듯, 수면 위로는 지극히 평온하고 아름다운 선율이 흐르지만 그 이면에는 삶의 애환, 지나간 사랑에 대한 회한, 그리고 시대를 통과하는 청춘들의 묵직한 고뇌가 섬세하고 팽팽한 감정의 파동으로 굽이칩니다.</w:t>
+      </w:r>
+    </w:p>
+    <w:p>
+      <w:pPr>
+        <w:spacing w:line="324" w:lineRule="auto" w:after="120"/>
+      </w:pPr>
+      <w:r>
+        <w:rPr w:rFonts="맑은 고딕">
+          <w:rFonts w:ascii="맑은 고딕" w:hAnsi="맑은 고딕" w:eastAsia="맑은 고딕"/>
+          <w:b w:val="0"/>
+          <w:sz w:val="21"/>
+        </w:rPr>
+        <w:t>릭 로버츠(Rick Roberts)의 서정적인 보컬과 조크 바틀리(Jock Bartley)의 날렵하면서도 따뜻한 기타 톤, 그리고 데이비드 뮤즈(David Muse)의 매혹적인 플루트와 색소폰 연주가 빚어내는 앙상블은 이 음반에서 절정의 완성도를 보여줍니다. 자극적인 전자음이 범람하기 직전, 아날로그 마스터링 기술과 어쿠스틱 연주력이 가장 높은 수준에서 조화를 이루었던 시대의 결정체로서, 본 작은 반세기에 가까운 세월이 흐른 지금까지도 가슴을 저미는 서정적 온기와 불멸의 생명력을 발산하고 있습니다.</w:t>
       </w:r>
     </w:p>
     <w:p>
@@ -168,7 +187,7 @@
           <w:b w:val="0"/>
           <w:sz w:val="21"/>
         </w:rPr>
-        <w:t>1980년 애틀랜틱(Atlantic) 레코드사를 통해 발매된 파이어폴의 네 번째 정규 스튜디오 앨범으로, 명 프로듀서 카일 레닝(Kyle Lehning) 등이 참여하여 70년대 후반의 유려한 웨스트코스트 사운드와 80년대 초반의 세련된 팝 프로덕션을 완숙미 있게 엮어냈습니다.</w:t>
+        <w:t>1980년 명문 레이블 애틀랜틱(Atlantic Records)을 통해 발매된 밴드의 네 번째 정규 스튜디오 앨범으로, 1970년대 웨스트코스트 록의 황혼과 1980년대 세련된 멜로딕 팝 록의 여명을 잇는 기념비적 작품입니다.</w:t>
       </w:r>
     </w:p>
     <w:p>
@@ -199,7 +218,7 @@
           <w:b w:val="0"/>
           <w:sz w:val="21"/>
         </w:rPr>
-        <w:t>발매 직후 미국 빌보드 200 앨범 차트 69위에 올랐으며, 리드 싱글 "Headed for a Fall"이 빌보드 핫 100 35위를 기록하는 등 대중과 라디오 방송가에서 꾸준한 사랑을 받았습니다.</w:t>
+        <w:t>발매 직후 빌보드 200 앨범 차트에 안정적으로 안착하였으며, 매력적인 기타 리프를 앞세운 리드 싱글 'Headed for a Fall'이 빌보드 핫 100 35위를 기록하는 등 전미 FM 라디오와 어덜트 컨템포러리 차트에서 큰 사랑을 받았습니다.</w:t>
       </w:r>
     </w:p>
     <w:p>
@@ -230,7 +249,7 @@
           <w:b w:val="0"/>
           <w:sz w:val="21"/>
         </w:rPr>
-        <w:t>화려한 트로피의 수식보다는 포크/컨트리 록과 어덜트 컨템퍼러리 장르 애호가 및 오디오파일 평단으로부터 "파이어폴 후기 사운드의 정점이자 서정미의 극치"라는 공인된 음악적 찬사를 받았습니다.</w:t>
+        <w:t>전작들의 연이은 플래티넘·골드 레코드 영예를 잇는 음악적 완숙미를 증명하며, 미국 팝/록 평단으로부터 연주력과 하모니의 완벽한 결합이라는 찬사를 받았습니다.</w:t>
       </w:r>
     </w:p>
     <w:p>
@@ -275,7 +294,7 @@
           <w:b w:val="0"/>
           <w:sz w:val="21"/>
         </w:rPr>
-        <w:t>미국 (미국 콜로라도 볼더 결성)</w:t>
+        <w:t>미국 (U.S.A.)</w:t>
       </w:r>
     </w:p>
     <w:p>
@@ -337,7 +356,7 @@
           <w:b w:val="0"/>
           <w:sz w:val="21"/>
         </w:rPr>
-        <w:t>그룹 (컨트리 록 / 소프트 록 밴드)</w:t>
+        <w:t>5인조 록 밴드 (그룹)</w:t>
       </w:r>
     </w:p>
     <w:p>
@@ -368,7 +387,7 @@
           <w:b w:val="0"/>
           <w:sz w:val="21"/>
         </w:rPr>
-        <w:t>버즈(The Byrds), 플라잉 부리토 브라더스(The Flying Burrito Brothers), 스피릿(Spirit) 출신의 노련한 뮤지션들이 의기투합하여 결성한 파이어폴은 유려한 보컬 화음과 플루트, 색소폰을 아우르는 풍성한 악기 구성으로 독창적인 웨스트코스트 록을 완성했습니다. 1970~80년대 소프트 록 황금기를 이끈 주역으로서 이글스(Eagles), 포코(Poco)와 어깨를 나란히 하며 팝 음악사에 서정적인 발자취를 남겼습니다.</w:t>
+        <w:t>컨트리 록과 소프트 록의 전설적 밴드 출신 베테랑 뮤지션들이 결성한 파이어폴은 유려한 보컬 화음과 서정적인 멜로디 감각으로 1970~80년대 미국 팝 씬을 대표하는 명인들입니다. 어쿠스틱 기타와 록 비트, 관악기의 낭만적 색채를 융합하여 독창적인 웨스트코스트 팝 사운드의 정형을 확립한 위대한 아티스트입니다.</w:t>
       </w:r>
     </w:p>
     <w:p>
@@ -413,7 +432,7 @@
           <w:b w:val="0"/>
           <w:sz w:val="21"/>
         </w:rPr>
-        <w:t>본 작은 1970년대 어쿠스틱 기반의 포크 록 감성이 1980년대의 세련되고 현대적인 AOR(Adult Oriented Rock) 프로덕션으로 이행하는 과도기적 정점을 보여주는 앨범입니다. 전작들의 목가적인 서정성을 계승하면서도 한층 단단해진 리듬 섹션과 섬세한 편곡을 가미하여 밴드의 음악적 스펙트럼을 넓힌 의미 있는 이정표로 평가받습니다.</w:t>
+        <w:t>포크와 컨트리 기반의 서정 록이 1980년대의 모던하고 입체적인 편곡 구조를 수용하여 어떻게 예술적으로 진화했는지를 명쾌하게 보여주는 명반입니다. 멜로디의 우아함과 악기 간의 유기적 호흡이 정점에 달한 앨범으로 음악사적 보존 가치가 매우 높습니다.</w:t>
       </w:r>
     </w:p>
     <w:p>
@@ -444,7 +463,7 @@
           <w:b w:val="0"/>
           <w:sz w:val="21"/>
         </w:rPr>
-        <w:t>1980년이라는 시간의 문턱에서, 청춘들의 낭만주의와 도시적 세련미가 교차하던 시대적 공기가 고스란히 담겨 있습니다. 라디오 전파를 타고 흐르던 카세트테이프와 바이닐의 온기 속에서 당시 청춘들은 이들의 투명한 하모니를 통해 삶의 굴절과 사랑의 상처를 위로받았으며, 앨범 전반에 배어 있는 노을빛 멜랑콜리는 당대의 아련한 정서를 고스란히 투영합니다.</w:t>
+        <w:t>1970년대의 열병 같던 자유주의 물결이 지나가고 보다 성숙하고 내면적인 안식을 갈망하던 1980년 청춘들의 정서적 공기가 깃들어 있습니다. 콜로라도의 맑은 바람과 해 질 녘 노을의 온기를 품은 선율은 그 시절 순수했던 낭만을 고스란히 소환해 냅니다.</w:t>
       </w:r>
     </w:p>
     <w:p>
@@ -489,7 +508,7 @@
           <w:b w:val="0"/>
           <w:sz w:val="21"/>
         </w:rPr>
-        <w:t>빌보드 차트를 수놓은 "Headed for a Fall"은 날렵한 기타 리프와 호소력 짙은 보컬이 긴장감 있게 맞물려 드라마틱한 카타르시스를 선사하며, 타이틀 트랙 "Undertow"는 깊은 바닷속 잔물결처럼 밀려오는 섬세한 멜로디와 서정적인 화음이 압권입니다. 또한 서정적인 발라드 트랙들은 데이비드 뮤즈(David Muse)의 감미로운 관악기 연주와 어우러져 깊고 아련한 여운을 남깁니다.</w:t>
+        <w:t>팽팽한 긴장감과 멜로딕한 드라이브감이 일품인 오프닝 히트 트랙 'Headed for a Fall', 가슴을 울리는 멜로디와 애잔한 하모니가 서정미의 극치를 보여주는 'Love That Got Away', 앨범의 철학적 주제 의식을 깊이 있는 앙상블로 풀어낸 타이틀곡 'Undertow' 등이 보석처럼 빛납니다.</w:t>
       </w:r>
     </w:p>
     <w:p>
@@ -520,7 +539,7 @@
           <w:b w:val="0"/>
           <w:sz w:val="21"/>
         </w:rPr>
-        <w:t>턴테이블의 바늘이 바이닐의 소리골을 긁으며 빚어내는 아날로그 특유의 밀도감과 온기는 진공관 앰프를 거칠 때 비로소 그 진가를 발휘합니다. 특히 따뜻하게 울려 퍼지는 어쿠스틱 기타의 잔향과 풍성하게 퍼지는 보컬 하모니의 입체적 분리도는 디지털 음원이 결코 흉내 낼 수 없는 아날로그 사운드의 정수를 느끼게 합니다.</w:t>
+        <w:t>턴테이블 바늘이 음반의 소리골을 스치는 순간 피어오르는 어쿠스틱 기타의 목질감과 플루트의 입체적인 호흡은 진공관 앰프의 따뜻한 배음과 만났을 때 비로소 심장의 고동처럼 되살아납니다. 자연스러운 잔향과 공간감을 온전히 음미할 수 있도록 차분한 조명 아래 정좌하여 감상하시기를 권합니다.</w:t>
       </w:r>
     </w:p>
     <w:p>
@@ -551,7 +570,7 @@
           <w:b w:val="0"/>
           <w:sz w:val="21"/>
         </w:rPr>
-        <w:t>70년대와 80년대의 음악적 가교 역할을 하는 희소성 높은 수작이자, 파이어폴 전성기 멤버들의 음악적 완숙미가 정점에 달했던 순간을 기록한 LP입니다. 빈티지 아메리칸 록의 품격 있는 서정미를 애호하는 컬렉터에게는 랙 한구석을 격조 높게 채워줄 귀중한 바이닐 컬렉션입니다.</w:t>
+        <w:t>아날로그 황금기 끝자락에 남겨진 무결점 레코딩과 시대의 낭만이 응축된 명작으로, 팝과 클래식 애호가 모두의 서재 한편을 따뜻하게 밝혀줄 독보적인 바이닐 컬렉션입니다.</w:t>
       </w:r>
     </w:p>
     <w:p>
@@ -565,7 +584,7 @@
           <w:color w:val="4338CA"/>
           <w:sz w:val="21"/>
         </w:rPr>
-        <w:t>이 음반을 통해 아날로그 바늘 끝에서 피어나는 서정적인 하모니와 시대의 낭만이 전해주는 감동을 다시 한번 경험해 보시는 것은 어떨까요?</w:t>
+        <w:t>이 음반을 통해 아날로그의 따스한 숨결 속에서 시대를 초월한 낭만과 깊은 서정이 전해주는 감동을 다시 한번 경험해 보시는 것은 어떨까요?</w:t>
       </w:r>
     </w:p>
     <w:sectPr>
